--- a/docs/Slack-Web-Project-Overview.docx
+++ b/docs/Slack-Web-Project-Overview.docx
@@ -167,7 +167,23 @@
         <w:spacing w:after="120"/>
       </w:pPr>
       <w:r>
-        <w:t xml:space="preserve">All of your channels, private channels, direct messages, and group DMs are synced in from your workspace. You can send messages, and edit or delete the ones you sent. Typing "@" brings up a live autocomplete list of people in that conversation. The first link in any message unfurls into a small preview card with the page's title, description, and image. Each conversation in the list shows how many unread messages it has, not just a dot.</w:t>
+        <w:t xml:space="preserve">All of your channels, private channels, direct messages, and group DMs are synced in from your workspace. You can send messages, and edit or delete the ones you sent. Typing "@" brings up a live autocomplete list of people in that conversation. The message box grows as you type: Enter sends, Shift+Enter starts a new line, and bold, italic, strikethrough, code and quote formatting are a toolbar click or a keyboard shortcut away. The first link in any message unfurls into a small preview card with the page's title, description, and image.</w:t>
+      </w:r>
+    </w:p>
+    <w:p>
+      <w:pPr>
+        <w:spacing w:after="120"/>
+      </w:pPr>
+      <w:r>
+        <w:t xml:space="preserve">A clock button next to Send schedules a message for later — in an hour, tomorrow morning, next Monday, or any time you pick — and queued messages are listed above the message box until Slack posts them, with a cancel button on each. Any message's menu offers "Remind me about this", which sets a real Slack reminder that links back to the message.</w:t>
+      </w:r>
+    </w:p>
+    <w:p>
+      <w:pPr>
+        <w:spacing w:after="120"/>
+      </w:pPr>
+      <w:r>
+        <w:t xml:space="preserve">When you open a conversation, a "New messages" line marks where you left off, and any message can be marked unread again from its menu. Each conversation in the list shows how many unread messages it has, not just a dot; favourites can be pinned to the top of the list, and noisy chats can be muted so they neither notify nor badge. Press Ctrl+K anywhere to jump to a conversation by typing part of its name.</w:t>
       </w:r>
     </w:p>
     <w:p>
@@ -201,7 +217,7 @@
         <w:spacing w:after="120"/>
       </w:pPr>
       <w:r>
-        <w:t xml:space="preserve">Clicking the "+" button under any message gives you a one-click row of favourites plus a full emoji picker — over 570 emoji across smileys, gestures, hearts, symbols, objects, nature, food, activities, and more than 60 country flags, with a search box. Flags are drawn as images on every platform, so they never show up as two letters on Windows. The same picker is available in the message box for putting emoji into what you're writing.</w:t>
+        <w:t xml:space="preserve">Clicking the "+" button under any message gives you a one-click row of favourites plus a full emoji picker — over 570 emoji across smileys, gestures, hearts, symbols, objects, nature, food, activities, and more than 60 country flags, with a search box. Flags are drawn as images on every platform, so they never show up as two letters on Windows. Your workspace's own custom emoji appear in the picker too, and render properly in reactions and message text. The same picker is available in the message box for putting emoji into what you're writing.</w:t>
       </w:r>
     </w:p>
     <w:p>
@@ -218,7 +234,7 @@
         <w:spacing w:after="120"/>
       </w:pPr>
       <w:r>
-        <w:t xml:space="preserve">The paperclip button lets you attach one or several files to a message. The microphone button records a voice note right in the browser. In both cases nothing is sent immediately: what you picked or recorded appears above the message box first — an image thumbnail, an audio player you can listen back to, or the file's name — with a remove button on each. Only when you press Send does it go, as a single message with whatever caption you typed. Recipients get a normal Slack file attachment, playable from their own Slack client too.</w:t>
+        <w:t xml:space="preserve">The paperclip button lets you attach one or several files to a message — or paste a screenshot straight from the clipboard, or drag files from your desktop onto the conversation. The microphone button records a voice note right in the browser. In both cases nothing is sent immediately: what you picked or recorded appears above the message box first — an image thumbnail, an audio player you can listen back to, or the file's name — with a remove button on each. Only when you press Send does it go, as a single message with whatever caption you typed. Recipients get a normal Slack file attachment, playable from their own Slack client too. If you connect a speech-to-text service (Whisper, or your own Hindi/Hinglish model behind the same interface), every voice note also shows a transcript under its player — something Slack's own client doesn't do.</w:t>
       </w:r>
     </w:p>
     <w:p>
@@ -269,7 +285,7 @@
         <w:spacing w:after="120"/>
       </w:pPr>
       <w:r>
-        <w:t xml:space="preserve">On a desktop screen the conversation list sits in a persistent sidebar beside whichever conversation is open, together with your workspace's real name and icon, quick links to search, saved messages and settings, and your status. On a phone the list is its own screen, as before.</w:t>
+        <w:t xml:space="preserve">On a desktop screen the conversation list sits in a persistent sidebar beside whichever conversation is open, together with your workspace's real name and icon, quick links to search, saved messages and settings, and your status. On a phone the list is its own screen, as before. If you belong to more than one Slack workspace, you can connect them all and switch between them from the workspace menu. The app can also be installed to your home screen or desktop, and recently opened conversations still load when you're offline.</w:t>
       </w:r>
     </w:p>
     <w:p>
@@ -1213,10 +1229,70 @@
           <w:b/>
           <w:bCs/>
         </w:rPr>
+        <w:t xml:space="preserve">ConversationSetting</w:t>
+      </w:r>
+      <w:r>
+        <w:t xml:space="preserve"> — your pinned and muted conversations.</w:t>
+      </w:r>
+    </w:p>
+    <w:p>
+      <w:pPr>
+        <w:pStyle w:val="ListParagraph"/>
+        <w:numPr>
+          <w:ilvl w:val="0"/>
+          <w:numId w:val="2"/>
+        </w:numPr>
+        <w:spacing w:after="60"/>
+      </w:pPr>
+      <w:r>
+        <w:rPr>
+          <w:b/>
+          <w:bCs/>
+        </w:rPr>
+        <w:t xml:space="preserve">CustomEmoji</w:t>
+      </w:r>
+      <w:r>
+        <w:t xml:space="preserve"> — the workspace's custom emoji, refreshed daily.</w:t>
+      </w:r>
+    </w:p>
+    <w:p>
+      <w:pPr>
+        <w:pStyle w:val="ListParagraph"/>
+        <w:numPr>
+          <w:ilvl w:val="0"/>
+          <w:numId w:val="2"/>
+        </w:numPr>
+        <w:spacing w:after="60"/>
+      </w:pPr>
+      <w:r>
+        <w:rPr>
+          <w:b/>
+          <w:bCs/>
+        </w:rPr>
+        <w:t xml:space="preserve">VoiceTranscript</w:t>
+      </w:r>
+      <w:r>
+        <w:t xml:space="preserve"> — speech-to-text output per voice note, produced once.</w:t>
+      </w:r>
+    </w:p>
+    <w:p>
+      <w:pPr>
+        <w:pStyle w:val="ListParagraph"/>
+        <w:numPr>
+          <w:ilvl w:val="0"/>
+          <w:numId w:val="2"/>
+        </w:numPr>
+        <w:spacing w:after="60"/>
+      </w:pPr>
+      <w:r>
+        <w:rPr>
+          <w:b/>
+          <w:bCs/>
+        </w:rPr>
         <w:t xml:space="preserve">NotificationSubscription, UserPreference</w:t>
       </w:r>
       <w:r>
-        <w:t xml:space="preserve"> — push subscriptions and personal settings (theme, density, notification categories, quiet hours and time zone, status).</w:t>
+        <w:t xml:space="preserve"> — push subscriptions and personal settings (theme, density, notification categories, quiet hours and time zone, status). The user record also remembers which connected workspace is active.</w:t>
       </w:r>
     </w:p>
     <w:p>
@@ -1452,6 +1528,244 @@
           </w:tcPr>
           <w:p>
             <w:r>
+              <w:t xml:space="preserve">GET/POST/DELETE /api/conversations/:id/scheduled</w:t>
+            </w:r>
+          </w:p>
+        </w:tc>
+        <w:tc>
+          <w:tcPr>
+            <w:tcW w:type="dxa" w:w="5900"/>
+            <w:tcMar>
+              <w:top w:type="dxa" w:w="80"/>
+              <w:left w:type="dxa" w:w="120"/>
+              <w:bottom w:type="dxa" w:w="80"/>
+              <w:right w:type="dxa" w:w="120"/>
+            </w:tcMar>
+          </w:tcPr>
+          <w:p>
+            <w:r>
+              <w:t xml:space="preserve">List, schedule and cancel "send later" messages</w:t>
+            </w:r>
+          </w:p>
+        </w:tc>
+      </w:tr>
+      <w:tr>
+        <w:tc>
+          <w:tcPr>
+            <w:tcW w:type="dxa" w:w="3600"/>
+            <w:tcMar>
+              <w:top w:type="dxa" w:w="80"/>
+              <w:left w:type="dxa" w:w="120"/>
+              <w:bottom w:type="dxa" w:w="80"/>
+              <w:right w:type="dxa" w:w="120"/>
+            </w:tcMar>
+          </w:tcPr>
+          <w:p>
+            <w:r>
+              <w:t xml:space="preserve">PATCH /api/conversations/:id/settings</w:t>
+            </w:r>
+          </w:p>
+        </w:tc>
+        <w:tc>
+          <w:tcPr>
+            <w:tcW w:type="dxa" w:w="5900"/>
+            <w:tcMar>
+              <w:top w:type="dxa" w:w="80"/>
+              <w:left w:type="dxa" w:w="120"/>
+              <w:bottom w:type="dxa" w:w="80"/>
+              <w:right w:type="dxa" w:w="120"/>
+            </w:tcMar>
+          </w:tcPr>
+          <w:p>
+            <w:r>
+              <w:t xml:space="preserve">Pin or mute a conversation</w:t>
+            </w:r>
+          </w:p>
+        </w:tc>
+      </w:tr>
+      <w:tr>
+        <w:tc>
+          <w:tcPr>
+            <w:tcW w:type="dxa" w:w="3600"/>
+            <w:tcMar>
+              <w:top w:type="dxa" w:w="80"/>
+              <w:left w:type="dxa" w:w="120"/>
+              <w:bottom w:type="dxa" w:w="80"/>
+              <w:right w:type="dxa" w:w="120"/>
+            </w:tcMar>
+          </w:tcPr>
+          <w:p>
+            <w:r>
+              <w:t xml:space="preserve">POST /api/conversations/:id/read</w:t>
+            </w:r>
+          </w:p>
+        </w:tc>
+        <w:tc>
+          <w:tcPr>
+            <w:tcW w:type="dxa" w:w="5900"/>
+            <w:tcMar>
+              <w:top w:type="dxa" w:w="80"/>
+              <w:left w:type="dxa" w:w="120"/>
+              <w:bottom w:type="dxa" w:w="80"/>
+              <w:right w:type="dxa" w:w="120"/>
+            </w:tcMar>
+          </w:tcPr>
+          <w:p>
+            <w:r>
+              <w:t xml:space="preserve">Mark unread from a message</w:t>
+            </w:r>
+          </w:p>
+        </w:tc>
+      </w:tr>
+      <w:tr>
+        <w:tc>
+          <w:tcPr>
+            <w:tcW w:type="dxa" w:w="3600"/>
+            <w:tcMar>
+              <w:top w:type="dxa" w:w="80"/>
+              <w:left w:type="dxa" w:w="120"/>
+              <w:bottom w:type="dxa" w:w="80"/>
+              <w:right w:type="dxa" w:w="120"/>
+            </w:tcMar>
+          </w:tcPr>
+          <w:p>
+            <w:r>
+              <w:t xml:space="preserve">POST /api/reminders</w:t>
+            </w:r>
+          </w:p>
+        </w:tc>
+        <w:tc>
+          <w:tcPr>
+            <w:tcW w:type="dxa" w:w="5900"/>
+            <w:tcMar>
+              <w:top w:type="dxa" w:w="80"/>
+              <w:left w:type="dxa" w:w="120"/>
+              <w:bottom w:type="dxa" w:w="80"/>
+              <w:right w:type="dxa" w:w="120"/>
+            </w:tcMar>
+          </w:tcPr>
+          <w:p>
+            <w:r>
+              <w:t xml:space="preserve">Remind me about a message</w:t>
+            </w:r>
+          </w:p>
+        </w:tc>
+      </w:tr>
+      <w:tr>
+        <w:tc>
+          <w:tcPr>
+            <w:tcW w:type="dxa" w:w="3600"/>
+            <w:tcMar>
+              <w:top w:type="dxa" w:w="80"/>
+              <w:left w:type="dxa" w:w="120"/>
+              <w:bottom w:type="dxa" w:w="80"/>
+              <w:right w:type="dxa" w:w="120"/>
+            </w:tcMar>
+          </w:tcPr>
+          <w:p>
+            <w:r>
+              <w:t xml:space="preserve">GET /api/emoji</w:t>
+            </w:r>
+          </w:p>
+        </w:tc>
+        <w:tc>
+          <w:tcPr>
+            <w:tcW w:type="dxa" w:w="5900"/>
+            <w:tcMar>
+              <w:top w:type="dxa" w:w="80"/>
+              <w:left w:type="dxa" w:w="120"/>
+              <w:bottom w:type="dxa" w:w="80"/>
+              <w:right w:type="dxa" w:w="120"/>
+            </w:tcMar>
+          </w:tcPr>
+          <w:p>
+            <w:r>
+              <w:t xml:space="preserve">Custom workspace emoji</w:t>
+            </w:r>
+          </w:p>
+        </w:tc>
+      </w:tr>
+      <w:tr>
+        <w:tc>
+          <w:tcPr>
+            <w:tcW w:type="dxa" w:w="3600"/>
+            <w:tcMar>
+              <w:top w:type="dxa" w:w="80"/>
+              <w:left w:type="dxa" w:w="120"/>
+              <w:bottom w:type="dxa" w:w="80"/>
+              <w:right w:type="dxa" w:w="120"/>
+            </w:tcMar>
+          </w:tcPr>
+          <w:p>
+            <w:r>
+              <w:t xml:space="preserve">GET /api/files/transcript</w:t>
+            </w:r>
+          </w:p>
+        </w:tc>
+        <w:tc>
+          <w:tcPr>
+            <w:tcW w:type="dxa" w:w="5900"/>
+            <w:tcMar>
+              <w:top w:type="dxa" w:w="80"/>
+              <w:left w:type="dxa" w:w="120"/>
+              <w:bottom w:type="dxa" w:w="80"/>
+              <w:right w:type="dxa" w:w="120"/>
+            </w:tcMar>
+          </w:tcPr>
+          <w:p>
+            <w:r>
+              <w:t xml:space="preserve">Voice-note transcript</w:t>
+            </w:r>
+          </w:p>
+        </w:tc>
+      </w:tr>
+      <w:tr>
+        <w:tc>
+          <w:tcPr>
+            <w:tcW w:type="dxa" w:w="3600"/>
+            <w:tcMar>
+              <w:top w:type="dxa" w:w="80"/>
+              <w:left w:type="dxa" w:w="120"/>
+              <w:bottom w:type="dxa" w:w="80"/>
+              <w:right w:type="dxa" w:w="120"/>
+            </w:tcMar>
+          </w:tcPr>
+          <w:p>
+            <w:r>
+              <w:t xml:space="preserve">GET/POST /api/workspaces</w:t>
+            </w:r>
+          </w:p>
+        </w:tc>
+        <w:tc>
+          <w:tcPr>
+            <w:tcW w:type="dxa" w:w="5900"/>
+            <w:tcMar>
+              <w:top w:type="dxa" w:w="80"/>
+              <w:left w:type="dxa" w:w="120"/>
+              <w:bottom w:type="dxa" w:w="80"/>
+              <w:right w:type="dxa" w:w="120"/>
+            </w:tcMar>
+          </w:tcPr>
+          <w:p>
+            <w:r>
+              <w:t xml:space="preserve">Connected workspaces / switch the active one</w:t>
+            </w:r>
+          </w:p>
+        </w:tc>
+      </w:tr>
+      <w:tr>
+        <w:tc>
+          <w:tcPr>
+            <w:tcW w:type="dxa" w:w="3600"/>
+            <w:tcMar>
+              <w:top w:type="dxa" w:w="80"/>
+              <w:left w:type="dxa" w:w="120"/>
+              <w:bottom w:type="dxa" w:w="80"/>
+              <w:right w:type="dxa" w:w="120"/>
+            </w:tcMar>
+          </w:tcPr>
+          <w:p>
+            <w:r>
               <w:t xml:space="preserve">GET /api/search?q=</w:t>
             </w:r>
           </w:p>
@@ -1634,6 +1948,57 @@
       </w:pPr>
       <w:r>
         <w:t xml:space="preserve">Picked files and recordings are held in a pending list with previews and sent together on Send, as one request. The server uploads them to Slack as a batch so they arrive as a single message with the caption, then simply re-runs the ordinary sync to pick that message up. Voice notes are recorded with the browser's MediaRecorder (WebM/Opus where supported, MP4 on Safari). Playback goes through the app's file proxy, which supports byte-range requests — mobile Safari refuses to play audio without them.</w:t>
+      </w:r>
+    </w:p>
+    <w:p>
+      <w:pPr>
+        <w:pStyle w:val="Heading3"/>
+        <w:spacing w:after="80" w:before="200"/>
+      </w:pPr>
+      <w:r>
+        <w:t xml:space="preserve">Composer, scheduling and reminders</w:t>
+      </w:r>
+    </w:p>
+    <w:p>
+      <w:pPr>
+        <w:spacing w:after="120"/>
+      </w:pPr>
+      <w:r>
+        <w:t xml:space="preserve">The message box is an auto-growing text area; formatting simply wraps the selected text in Slack's own markup, so what you send is exactly what Slack expects. Pasted and dropped files join the same pending list as picked ones. Scheduling calls Slack's scheduleMessage API after checking the time is at least a minute ahead and within Slack's 120-day window, and the queued list comes straight from Slack. Reminders use Slack's reminders API with a short excerpt, who said it, where, and a permalink back to the message.</w:t>
+      </w:r>
+    </w:p>
+    <w:p>
+      <w:pPr>
+        <w:pStyle w:val="Heading3"/>
+        <w:spacing w:after="80" w:before="200"/>
+      </w:pPr>
+      <w:r>
+        <w:t xml:space="preserve">Custom emoji, pinning and muting, multiple workspaces</w:t>
+      </w:r>
+    </w:p>
+    <w:p>
+      <w:pPr>
+        <w:spacing w:after="120"/>
+      </w:pPr>
+      <w:r>
+        <w:t xml:space="preserve">Custom emoji are pulled from Slack at most once a day and resolved (including aliases) to image URLs that the picker, reactions and message text all use. Pin and mute are small per-user flags stored by this app: pinned conversations sort first, muted ones are skipped by the notification policy. Every action that needs a Slack token asks one place which of the user's connected workspaces it should use, so switching workspaces is a single stored preference — and connecting another workspace while signed in attaches it to the same account.</w:t>
+      </w:r>
+    </w:p>
+    <w:p>
+      <w:pPr>
+        <w:pStyle w:val="Heading3"/>
+        <w:spacing w:after="80" w:before="200"/>
+      </w:pPr>
+      <w:r>
+        <w:t xml:space="preserve">Voice transcription and offline</w:t>
+      </w:r>
+    </w:p>
+    <w:p>
+      <w:pPr>
+        <w:spacing w:after="120"/>
+      </w:pPr>
+      <w:r>
+        <w:t xml:space="preserve">Transcription is deliberately pluggable: the server sends the audio to whatever endpoint is configured, in the widely supported OpenAI transcription format, and caches the text per file. Nothing is bundled, so a Hindi-specific model can be swapped in without code changes. The service worker caches the app's static files, recently visited pages and the last copy of the conversation list and each opened conversation, so the installed app opens and shows recent messages without a network; sending still needs one.</w:t>
       </w:r>
     </w:p>
     <w:p>
@@ -1980,21 +2345,10 @@
           <w:b/>
           <w:bCs/>
         </w:rPr>
-        <w:t xml:space="preserve">Custom workspace emoji</w:t>
-      </w:r>
-      <w:r>
-        <w:t xml:space="preserve"> aren't rendered — they appear as their </w:t>
-      </w:r>
-      <w:r>
-        <w:rPr>
-          <w:rFonts w:ascii="Consolas" w:cs="Consolas" w:eastAsia="Consolas" w:hAnsi="Consolas"/>
-          <w:sz w:val="19"/>
-          <w:szCs w:val="19"/>
-        </w:rPr>
-        <w:t xml:space="preserve">:name:</w:t>
-      </w:r>
-      <w:r>
-        <w:t xml:space="preserve">.</w:t>
+        <w:t xml:space="preserve">Voice transcription needs a service to be configured</w:t>
+      </w:r>
+      <w:r>
+        <w:t xml:space="preserve"> — none is built in.</w:t>
       </w:r>
     </w:p>
     <w:p>
@@ -2011,10 +2365,10 @@
           <w:b/>
           <w:bCs/>
         </w:rPr>
-        <w:t xml:space="preserve">Flag emoji come from a CDN</w:t>
-      </w:r>
-      <w:r>
-        <w:t xml:space="preserve"> so they look right on Windows; offline, they show as text.</w:t>
+        <w:t xml:space="preserve">Offline mode is read-only</w:t>
+      </w:r>
+      <w:r>
+        <w:t xml:space="preserve"> — you can read what was cached, not send.</w:t>
       </w:r>
     </w:p>
     <w:p>
@@ -2031,10 +2385,10 @@
           <w:b/>
           <w:bCs/>
         </w:rPr>
-        <w:t xml:space="preserve">Link previews</w:t>
-      </w:r>
-      <w:r>
-        <w:t xml:space="preserve"> depend on the linked site allowing server-side fetches and publishing Open Graph tags.</w:t>
+        <w:t xml:space="preserve">Flag emoji come from a CDN</w:t>
+      </w:r>
+      <w:r>
+        <w:t xml:space="preserve"> so they look right on Windows; offline, they show as text.</w:t>
       </w:r>
     </w:p>
     <w:p>
@@ -2051,10 +2405,30 @@
           <w:b/>
           <w:bCs/>
         </w:rPr>
+        <w:t xml:space="preserve">Link previews</w:t>
+      </w:r>
+      <w:r>
+        <w:t xml:space="preserve"> depend on the linked site allowing server-side fetches and publishing Open Graph tags.</w:t>
+      </w:r>
+    </w:p>
+    <w:p>
+      <w:pPr>
+        <w:pStyle w:val="ListParagraph"/>
+        <w:numPr>
+          <w:ilvl w:val="0"/>
+          <w:numId w:val="2"/>
+        </w:numPr>
+        <w:spacing w:after="60"/>
+      </w:pPr>
+      <w:r>
+        <w:rPr>
+          <w:b/>
+          <w:bCs/>
+        </w:rPr>
         <w:t xml:space="preserve">New Slack permissions</w:t>
       </w:r>
       <w:r>
-        <w:t xml:space="preserve"> (for uploads, search, profile changes) must be added to the Slack App's configuration and the account reconnected from Settings; the app tells you when that's needed.</w:t>
+        <w:t xml:space="preserve"> (for uploads, reminders, custom emoji, search, profile changes) must be added to the Slack App's configuration and the account reconnected from Settings; the app tells you when that's needed.</w:t>
       </w:r>
     </w:p>
     <w:sectPr>
